--- a/internal_doc/03.开发设计/JS对象增强和远程化-Oma后续功能.docx
+++ b/internal_doc/03.开发设计/JS对象增强和远程化-Oma后续功能.docx
@@ -1363,109 +1363,6 @@
           </w:p>
         </w:tc>
       </w:tr>
-      <w:tr>
-        <w:tc>
-          <w:tcPr>
-            <w:tcW w:w="1919" w:type="dxa"/>
-          </w:tcPr>
-          <w:p>
-            <w:pPr>
-              <w:ind w:left="6"/>
-            </w:pPr>
-            <w:r>
-              <w:t>getOmaConfigs</w:t>
-            </w:r>
-            <w:r>
-              <w:rPr>
-                <w:rFonts w:hint="eastAsia"/>
-              </w:rPr>
-              <w:t>()</w:t>
-            </w:r>
-          </w:p>
-        </w:tc>
-        <w:tc>
-          <w:tcPr>
-            <w:tcW w:w="1639" w:type="dxa"/>
-          </w:tcPr>
-          <w:p>
-            <w:pPr>
-              <w:ind w:left="6"/>
-            </w:pPr>
-          </w:p>
-        </w:tc>
-        <w:tc>
-          <w:tcPr>
-            <w:tcW w:w="1043" w:type="dxa"/>
-          </w:tcPr>
-          <w:p>
-            <w:pPr>
-              <w:ind w:left="6"/>
-            </w:pPr>
-            <w:r>
-              <w:rPr>
-                <w:rFonts w:hint="eastAsia"/>
-              </w:rPr>
-              <w:t>BSONObj</w:t>
-            </w:r>
-          </w:p>
-        </w:tc>
-        <w:tc>
-          <w:tcPr>
-            <w:tcW w:w="1357" w:type="dxa"/>
-          </w:tcPr>
-          <w:p>
-            <w:pPr>
-              <w:ind w:left="6"/>
-            </w:pPr>
-            <w:r>
-              <w:rPr>
-                <w:rFonts w:hint="eastAsia"/>
-              </w:rPr>
-              <w:t>配置</w:t>
-            </w:r>
-            <w:r>
-              <w:rPr>
-                <w:rFonts w:hint="eastAsia"/>
-              </w:rPr>
-              <w:t>值的</w:t>
-            </w:r>
-            <w:r>
-              <w:rPr>
-                <w:rFonts w:hint="eastAsia"/>
-              </w:rPr>
-              <w:t>类型调整为字符串</w:t>
-            </w:r>
-          </w:p>
-        </w:tc>
-        <w:tc>
-          <w:tcPr>
-            <w:tcW w:w="2144" w:type="dxa"/>
-          </w:tcPr>
-          <w:p>
-            <w:pPr>
-              <w:ind w:left="6"/>
-            </w:pPr>
-            <w:r>
-              <w:rPr>
-                <w:rFonts w:hint="eastAsia"/>
-              </w:rPr>
-              <w:t>获取</w:t>
-            </w:r>
-            <w:r>
-              <w:rPr>
-                <w:rFonts w:hint="eastAsia"/>
-              </w:rPr>
-              <w:t>Oma</w:t>
-            </w:r>
-            <w:r>
-              <w:rPr>
-                <w:rFonts w:hint="eastAsia"/>
-              </w:rPr>
-              <w:t>配置</w:t>
-            </w:r>
-          </w:p>
-        </w:tc>
-      </w:tr>
     </w:tbl>
     <w:p>
       <w:pPr>
@@ -1750,7 +1647,6 @@
           <w:szCs w:val="21"/>
           <w:shd w:val="clear" w:color="auto" w:fill="FFFFFF"/>
         </w:rPr>
-        <w:lastRenderedPageBreak/>
         <w:t xml:space="preserve">startAllNodes() </w:t>
       </w:r>
       <w:r>
@@ -2225,13 +2121,66 @@
         <w:pStyle w:val="ListParagraph"/>
         <w:ind w:left="987" w:firstLineChars="0" w:firstLine="0"/>
         <w:rPr>
+          <w:rFonts w:cstheme="minorHAnsi"/>
+          <w:b/>
+          <w:color w:val="000000" w:themeColor="text1"/>
+          <w:szCs w:val="21"/>
+          <w:shd w:val="clear" w:color="auto" w:fill="FFFFFF"/>
+        </w:rPr>
+      </w:pPr>
+    </w:p>
+    <w:p>
+      <w:pPr>
+        <w:pStyle w:val="ListParagraph"/>
+        <w:ind w:left="987" w:firstLineChars="0" w:firstLine="0"/>
+        <w:rPr>
+          <w:rFonts w:cstheme="minorHAnsi"/>
+          <w:b/>
+          <w:color w:val="000000" w:themeColor="text1"/>
+          <w:szCs w:val="21"/>
+          <w:shd w:val="clear" w:color="auto" w:fill="FFFFFF"/>
+        </w:rPr>
+      </w:pPr>
+    </w:p>
+    <w:p>
+      <w:pPr>
+        <w:pStyle w:val="ListParagraph"/>
+        <w:ind w:left="987" w:firstLineChars="0" w:firstLine="0"/>
+        <w:rPr>
+          <w:rFonts w:cstheme="minorHAnsi"/>
+          <w:color w:val="000000" w:themeColor="text1"/>
+          <w:szCs w:val="21"/>
+          <w:shd w:val="clear" w:color="auto" w:fill="FFFFFF"/>
+        </w:rPr>
+      </w:pPr>
+      <w:r>
+        <w:rPr>
           <w:rFonts w:cstheme="minorHAnsi" w:hint="eastAsia"/>
           <w:b/>
           <w:color w:val="000000" w:themeColor="text1"/>
           <w:szCs w:val="21"/>
           <w:shd w:val="clear" w:color="auto" w:fill="FFFFFF"/>
         </w:rPr>
-      </w:pPr>
+        <w:t>输出：</w:t>
+      </w:r>
+      <w:r>
+        <w:rPr>
+          <w:rFonts w:cstheme="minorHAnsi" w:hint="eastAsia"/>
+          <w:color w:val="000000" w:themeColor="text1"/>
+          <w:szCs w:val="21"/>
+          <w:shd w:val="clear" w:color="auto" w:fill="FFFFFF"/>
+        </w:rPr>
+        <w:t>每启动（停止）一个节点时输出一行信息，最后输出启动（停止）成功和失败的节点数量</w:t>
+      </w:r>
+      <w:r>
+        <w:rPr>
+          <w:rFonts w:cstheme="minorHAnsi" w:hint="eastAsia"/>
+          <w:color w:val="000000" w:themeColor="text1"/>
+          <w:szCs w:val="21"/>
+          <w:shd w:val="clear" w:color="auto" w:fill="FFFFFF"/>
+        </w:rPr>
+        <w:t>。</w:t>
+      </w:r>
     </w:p>
     <w:p>
       <w:pPr>
@@ -2245,13 +2194,33 @@
           <w:shd w:val="clear" w:color="auto" w:fill="FFFFFF"/>
         </w:rPr>
       </w:pPr>
+      <w:r>
+        <w:rPr>
+          <w:rFonts w:cstheme="minorHAnsi" w:hint="eastAsia"/>
+          <w:b/>
+          <w:color w:val="000000" w:themeColor="text1"/>
+          <w:szCs w:val="21"/>
+          <w:shd w:val="clear" w:color="auto" w:fill="FFFFFF"/>
+        </w:rPr>
+        <w:t>成功时</w:t>
+      </w:r>
+      <w:r>
+        <w:rPr>
+          <w:rFonts w:cstheme="minorHAnsi" w:hint="eastAsia"/>
+          <w:b/>
+          <w:color w:val="000000" w:themeColor="text1"/>
+          <w:szCs w:val="21"/>
+          <w:shd w:val="clear" w:color="auto" w:fill="FFFFFF"/>
+        </w:rPr>
+        <w:t>:</w:t>
+      </w:r>
     </w:p>
     <w:p>
       <w:pPr>
         <w:pStyle w:val="ListParagraph"/>
         <w:ind w:left="987" w:firstLineChars="0" w:firstLine="0"/>
         <w:rPr>
-          <w:rFonts w:cstheme="minorHAnsi" w:hint="eastAsia"/>
+          <w:rFonts w:cstheme="minorHAnsi"/>
           <w:color w:val="000000" w:themeColor="text1"/>
           <w:szCs w:val="21"/>
           <w:shd w:val="clear" w:color="auto" w:fill="FFFFFF"/>
@@ -2265,7 +2234,16 @@
           <w:szCs w:val="21"/>
           <w:shd w:val="clear" w:color="auto" w:fill="FFFFFF"/>
         </w:rPr>
-        <w:t>输出：</w:t>
+        <w:t xml:space="preserve"> </w:t>
+      </w:r>
+      <w:r>
+        <w:rPr>
+          <w:rFonts w:cstheme="minorHAnsi"/>
+          <w:color w:val="000000" w:themeColor="text1"/>
+          <w:szCs w:val="21"/>
+          <w:shd w:val="clear" w:color="auto" w:fill="FFFFFF"/>
+        </w:rPr>
+        <w:t>Start</w:t>
       </w:r>
       <w:r>
         <w:rPr>
@@ -2274,7 +2252,16 @@
           <w:szCs w:val="21"/>
           <w:shd w:val="clear" w:color="auto" w:fill="FFFFFF"/>
         </w:rPr>
-        <w:t>每启动（停止）一个节点时输出一行信息，最后输出启动（停止）成功和失败的节点数量</w:t>
+        <w:t>|Stop</w:t>
+      </w:r>
+      <w:r>
+        <w:rPr>
+          <w:rFonts w:cstheme="minorHAnsi"/>
+          <w:color w:val="000000" w:themeColor="text1"/>
+          <w:szCs w:val="21"/>
+          <w:shd w:val="clear" w:color="auto" w:fill="FFFFFF"/>
+        </w:rPr>
+        <w:t xml:space="preserve"> sequoiadb(</w:t>
       </w:r>
       <w:r>
         <w:rPr>
@@ -2283,7 +2270,16 @@
           <w:szCs w:val="21"/>
           <w:shd w:val="clear" w:color="auto" w:fill="FFFFFF"/>
         </w:rPr>
-        <w:t>。</w:t>
+        <w:t>svcname</w:t>
+      </w:r>
+      <w:r>
+        <w:rPr>
+          <w:rFonts w:cstheme="minorHAnsi"/>
+          <w:color w:val="000000" w:themeColor="text1"/>
+          <w:szCs w:val="21"/>
+          <w:shd w:val="clear" w:color="auto" w:fill="FFFFFF"/>
+        </w:rPr>
+        <w:t>): Success</w:t>
       </w:r>
     </w:p>
     <w:p>
@@ -2291,13 +2287,23 @@
         <w:pStyle w:val="ListParagraph"/>
         <w:ind w:left="987" w:firstLineChars="0" w:firstLine="0"/>
         <w:rPr>
+          <w:rFonts w:cstheme="minorHAnsi"/>
+          <w:b/>
+          <w:color w:val="000000" w:themeColor="text1"/>
+          <w:szCs w:val="21"/>
+          <w:shd w:val="clear" w:color="auto" w:fill="FFFFFF"/>
+        </w:rPr>
+      </w:pPr>
+      <w:r>
+        <w:rPr>
           <w:rFonts w:cstheme="minorHAnsi" w:hint="eastAsia"/>
           <w:b/>
           <w:color w:val="000000" w:themeColor="text1"/>
           <w:szCs w:val="21"/>
           <w:shd w:val="clear" w:color="auto" w:fill="FFFFFF"/>
         </w:rPr>
-      </w:pPr>
+        <w:t>失败时</w:t>
+      </w:r>
       <w:r>
         <w:rPr>
           <w:rFonts w:cstheme="minorHAnsi" w:hint="eastAsia"/>
@@ -2306,16 +2312,6 @@
           <w:szCs w:val="21"/>
           <w:shd w:val="clear" w:color="auto" w:fill="FFFFFF"/>
         </w:rPr>
-        <w:t>成功时</w:t>
-      </w:r>
-      <w:r>
-        <w:rPr>
-          <w:rFonts w:cstheme="minorHAnsi" w:hint="eastAsia"/>
-          <w:b/>
-          <w:color w:val="000000" w:themeColor="text1"/>
-          <w:szCs w:val="21"/>
-          <w:shd w:val="clear" w:color="auto" w:fill="FFFFFF"/>
-        </w:rPr>
         <w:t>:</w:t>
       </w:r>
     </w:p>
@@ -2324,16 +2320,114 @@
         <w:pStyle w:val="ListParagraph"/>
         <w:ind w:left="987" w:firstLineChars="0" w:firstLine="0"/>
         <w:rPr>
+          <w:rFonts w:cstheme="minorHAnsi"/>
+          <w:color w:val="000000" w:themeColor="text1"/>
+          <w:szCs w:val="21"/>
+          <w:shd w:val="clear" w:color="auto" w:fill="FFFFFF"/>
+        </w:rPr>
+      </w:pPr>
+      <w:r>
+        <w:rPr>
           <w:rFonts w:cstheme="minorHAnsi" w:hint="eastAsia"/>
           <w:color w:val="000000" w:themeColor="text1"/>
           <w:szCs w:val="21"/>
           <w:shd w:val="clear" w:color="auto" w:fill="FFFFFF"/>
         </w:rPr>
-      </w:pPr>
+        <w:t xml:space="preserve"> </w:t>
+      </w:r>
+      <w:r>
+        <w:rPr>
+          <w:rFonts w:cstheme="minorHAnsi"/>
+          <w:color w:val="000000" w:themeColor="text1"/>
+          <w:szCs w:val="21"/>
+          <w:shd w:val="clear" w:color="auto" w:fill="FFFFFF"/>
+        </w:rPr>
+        <w:t>Start</w:t>
+      </w:r>
       <w:r>
         <w:rPr>
           <w:rFonts w:cstheme="minorHAnsi" w:hint="eastAsia"/>
-          <w:b/>
+          <w:color w:val="000000" w:themeColor="text1"/>
+          <w:szCs w:val="21"/>
+          <w:shd w:val="clear" w:color="auto" w:fill="FFFFFF"/>
+        </w:rPr>
+        <w:t>|Stop</w:t>
+      </w:r>
+      <w:r>
+        <w:rPr>
+          <w:rFonts w:cstheme="minorHAnsi"/>
+          <w:color w:val="000000" w:themeColor="text1"/>
+          <w:szCs w:val="21"/>
+          <w:shd w:val="clear" w:color="auto" w:fill="FFFFFF"/>
+        </w:rPr>
+        <w:t xml:space="preserve"> sequoiadb(</w:t>
+      </w:r>
+      <w:r>
+        <w:rPr>
+          <w:rFonts w:cstheme="minorHAnsi" w:hint="eastAsia"/>
+          <w:color w:val="000000" w:themeColor="text1"/>
+          <w:szCs w:val="21"/>
+          <w:shd w:val="clear" w:color="auto" w:fill="FFFFFF"/>
+        </w:rPr>
+        <w:t>svcname</w:t>
+      </w:r>
+      <w:r>
+        <w:rPr>
+          <w:rFonts w:cstheme="minorHAnsi"/>
+          <w:color w:val="000000" w:themeColor="text1"/>
+          <w:szCs w:val="21"/>
+          <w:shd w:val="clear" w:color="auto" w:fill="FFFFFF"/>
+        </w:rPr>
+        <w:t xml:space="preserve">): </w:t>
+      </w:r>
+      <w:r>
+        <w:rPr>
+          <w:rFonts w:cstheme="minorHAnsi" w:hint="eastAsia"/>
+          <w:color w:val="000000" w:themeColor="text1"/>
+          <w:szCs w:val="21"/>
+          <w:shd w:val="clear" w:color="auto" w:fill="FFFFFF"/>
+        </w:rPr>
+        <w:t>Failed</w:t>
+      </w:r>
+      <w:r>
+        <w:rPr>
+          <w:rFonts w:cstheme="minorHAnsi" w:hint="eastAsia"/>
+          <w:color w:val="000000" w:themeColor="text1"/>
+          <w:szCs w:val="21"/>
+          <w:shd w:val="clear" w:color="auto" w:fill="FFFFFF"/>
+        </w:rPr>
+        <w:t xml:space="preserve">, </w:t>
+      </w:r>
+      <w:r>
+        <w:rPr>
+          <w:rFonts w:cstheme="minorHAnsi"/>
+          <w:color w:val="000000" w:themeColor="text1"/>
+          <w:szCs w:val="21"/>
+          <w:shd w:val="clear" w:color="auto" w:fill="FFFFFF"/>
+        </w:rPr>
+        <w:t xml:space="preserve">errno: </w:t>
+      </w:r>
+      <w:r>
+        <w:rPr>
+          <w:rFonts w:cstheme="minorHAnsi" w:hint="eastAsia"/>
+          <w:color w:val="000000" w:themeColor="text1"/>
+          <w:szCs w:val="21"/>
+          <w:shd w:val="clear" w:color="auto" w:fill="FFFFFF"/>
+        </w:rPr>
+        <w:t>x</w:t>
+      </w:r>
+      <w:r>
+        <w:rPr>
+          <w:rFonts w:cstheme="minorHAnsi"/>
+          <w:color w:val="000000" w:themeColor="text1"/>
+          <w:szCs w:val="21"/>
+          <w:shd w:val="clear" w:color="auto" w:fill="FFFFFF"/>
+        </w:rPr>
+        <w:t>,</w:t>
+      </w:r>
+      <w:r>
+        <w:rPr>
+          <w:rFonts w:cstheme="minorHAnsi" w:hint="eastAsia"/>
           <w:color w:val="000000" w:themeColor="text1"/>
           <w:szCs w:val="21"/>
           <w:shd w:val="clear" w:color="auto" w:fill="FFFFFF"/>
@@ -2347,7 +2441,7 @@
           <w:szCs w:val="21"/>
           <w:shd w:val="clear" w:color="auto" w:fill="FFFFFF"/>
         </w:rPr>
-        <w:t>Start</w:t>
+        <w:t>description: "</w:t>
       </w:r>
       <w:r>
         <w:rPr>
@@ -2356,7 +2450,7 @@
           <w:szCs w:val="21"/>
           <w:shd w:val="clear" w:color="auto" w:fill="FFFFFF"/>
         </w:rPr>
-        <w:t>|Stop</w:t>
+        <w:t>xxx"</w:t>
       </w:r>
       <w:r>
         <w:rPr>
@@ -2365,7 +2459,7 @@
           <w:szCs w:val="21"/>
           <w:shd w:val="clear" w:color="auto" w:fill="FFFFFF"/>
         </w:rPr>
-        <w:t xml:space="preserve"> sequoiadb(</w:t>
+        <w:t>, detail: "</w:t>
       </w:r>
       <w:r>
         <w:rPr>
@@ -2374,16 +2468,7 @@
           <w:szCs w:val="21"/>
           <w:shd w:val="clear" w:color="auto" w:fill="FFFFFF"/>
         </w:rPr>
-        <w:t>svcname</w:t>
-      </w:r>
-      <w:r>
-        <w:rPr>
-          <w:rFonts w:cstheme="minorHAnsi"/>
-          <w:color w:val="000000" w:themeColor="text1"/>
-          <w:szCs w:val="21"/>
-          <w:shd w:val="clear" w:color="auto" w:fill="FFFFFF"/>
-        </w:rPr>
-        <w:t>): Success</w:t>
+        <w:t>xx"</w:t>
       </w:r>
     </w:p>
     <w:p>
@@ -2391,196 +2476,7 @@
         <w:pStyle w:val="ListParagraph"/>
         <w:ind w:left="987" w:firstLineChars="0" w:firstLine="0"/>
         <w:rPr>
-          <w:rFonts w:cstheme="minorHAnsi" w:hint="eastAsia"/>
-          <w:b/>
-          <w:color w:val="000000" w:themeColor="text1"/>
-          <w:szCs w:val="21"/>
-          <w:shd w:val="clear" w:color="auto" w:fill="FFFFFF"/>
-        </w:rPr>
-      </w:pPr>
-      <w:r>
-        <w:rPr>
-          <w:rFonts w:cstheme="minorHAnsi" w:hint="eastAsia"/>
-          <w:b/>
-          <w:color w:val="000000" w:themeColor="text1"/>
-          <w:szCs w:val="21"/>
-          <w:shd w:val="clear" w:color="auto" w:fill="FFFFFF"/>
-        </w:rPr>
-        <w:t>失败时</w:t>
-      </w:r>
-      <w:r>
-        <w:rPr>
-          <w:rFonts w:cstheme="minorHAnsi" w:hint="eastAsia"/>
-          <w:b/>
-          <w:color w:val="000000" w:themeColor="text1"/>
-          <w:szCs w:val="21"/>
-          <w:shd w:val="clear" w:color="auto" w:fill="FFFFFF"/>
-        </w:rPr>
-        <w:t>:</w:t>
-      </w:r>
-    </w:p>
-    <w:p>
-      <w:pPr>
-        <w:pStyle w:val="ListParagraph"/>
-        <w:ind w:left="987" w:firstLineChars="0" w:firstLine="0"/>
-        <w:rPr>
-          <w:rFonts w:cstheme="minorHAnsi" w:hint="eastAsia"/>
-          <w:color w:val="000000" w:themeColor="text1"/>
-          <w:szCs w:val="21"/>
-          <w:shd w:val="clear" w:color="auto" w:fill="FFFFFF"/>
-        </w:rPr>
-      </w:pPr>
-      <w:r>
-        <w:rPr>
-          <w:rFonts w:cstheme="minorHAnsi" w:hint="eastAsia"/>
-          <w:color w:val="000000" w:themeColor="text1"/>
-          <w:szCs w:val="21"/>
-          <w:shd w:val="clear" w:color="auto" w:fill="FFFFFF"/>
-        </w:rPr>
-        <w:t xml:space="preserve"> </w:t>
-      </w:r>
-      <w:r>
-        <w:rPr>
           <w:rFonts w:cstheme="minorHAnsi"/>
-          <w:color w:val="000000" w:themeColor="text1"/>
-          <w:szCs w:val="21"/>
-          <w:shd w:val="clear" w:color="auto" w:fill="FFFFFF"/>
-        </w:rPr>
-        <w:t>Start</w:t>
-      </w:r>
-      <w:r>
-        <w:rPr>
-          <w:rFonts w:cstheme="minorHAnsi" w:hint="eastAsia"/>
-          <w:color w:val="000000" w:themeColor="text1"/>
-          <w:szCs w:val="21"/>
-          <w:shd w:val="clear" w:color="auto" w:fill="FFFFFF"/>
-        </w:rPr>
-        <w:t>|Stop</w:t>
-      </w:r>
-      <w:r>
-        <w:rPr>
-          <w:rFonts w:cstheme="minorHAnsi"/>
-          <w:color w:val="000000" w:themeColor="text1"/>
-          <w:szCs w:val="21"/>
-          <w:shd w:val="clear" w:color="auto" w:fill="FFFFFF"/>
-        </w:rPr>
-        <w:t xml:space="preserve"> sequoiadb(</w:t>
-      </w:r>
-      <w:r>
-        <w:rPr>
-          <w:rFonts w:cstheme="minorHAnsi" w:hint="eastAsia"/>
-          <w:color w:val="000000" w:themeColor="text1"/>
-          <w:szCs w:val="21"/>
-          <w:shd w:val="clear" w:color="auto" w:fill="FFFFFF"/>
-        </w:rPr>
-        <w:t>svcname</w:t>
-      </w:r>
-      <w:r>
-        <w:rPr>
-          <w:rFonts w:cstheme="minorHAnsi"/>
-          <w:color w:val="000000" w:themeColor="text1"/>
-          <w:szCs w:val="21"/>
-          <w:shd w:val="clear" w:color="auto" w:fill="FFFFFF"/>
-        </w:rPr>
-        <w:t xml:space="preserve">): </w:t>
-      </w:r>
-      <w:r>
-        <w:rPr>
-          <w:rFonts w:cstheme="minorHAnsi" w:hint="eastAsia"/>
-          <w:color w:val="000000" w:themeColor="text1"/>
-          <w:szCs w:val="21"/>
-          <w:shd w:val="clear" w:color="auto" w:fill="FFFFFF"/>
-        </w:rPr>
-        <w:t>Failed</w:t>
-      </w:r>
-      <w:r>
-        <w:rPr>
-          <w:rFonts w:cstheme="minorHAnsi" w:hint="eastAsia"/>
-          <w:color w:val="000000" w:themeColor="text1"/>
-          <w:szCs w:val="21"/>
-          <w:shd w:val="clear" w:color="auto" w:fill="FFFFFF"/>
-        </w:rPr>
-        <w:t xml:space="preserve">, </w:t>
-      </w:r>
-      <w:r>
-        <w:rPr>
-          <w:rFonts w:cstheme="minorHAnsi"/>
-          <w:color w:val="000000" w:themeColor="text1"/>
-          <w:szCs w:val="21"/>
-          <w:shd w:val="clear" w:color="auto" w:fill="FFFFFF"/>
-        </w:rPr>
-        <w:t xml:space="preserve">errno: </w:t>
-      </w:r>
-      <w:r>
-        <w:rPr>
-          <w:rFonts w:cstheme="minorHAnsi" w:hint="eastAsia"/>
-          <w:color w:val="000000" w:themeColor="text1"/>
-          <w:szCs w:val="21"/>
-          <w:shd w:val="clear" w:color="auto" w:fill="FFFFFF"/>
-        </w:rPr>
-        <w:t>x</w:t>
-      </w:r>
-      <w:r>
-        <w:rPr>
-          <w:rFonts w:cstheme="minorHAnsi"/>
-          <w:color w:val="000000" w:themeColor="text1"/>
-          <w:szCs w:val="21"/>
-          <w:shd w:val="clear" w:color="auto" w:fill="FFFFFF"/>
-        </w:rPr>
-        <w:t>,</w:t>
-      </w:r>
-      <w:r>
-        <w:rPr>
-          <w:rFonts w:cstheme="minorHAnsi" w:hint="eastAsia"/>
-          <w:color w:val="000000" w:themeColor="text1"/>
-          <w:szCs w:val="21"/>
-          <w:shd w:val="clear" w:color="auto" w:fill="FFFFFF"/>
-        </w:rPr>
-        <w:t xml:space="preserve"> </w:t>
-      </w:r>
-      <w:r>
-        <w:rPr>
-          <w:rFonts w:cstheme="minorHAnsi"/>
-          <w:color w:val="000000" w:themeColor="text1"/>
-          <w:szCs w:val="21"/>
-          <w:shd w:val="clear" w:color="auto" w:fill="FFFFFF"/>
-        </w:rPr>
-        <w:t>description: "</w:t>
-      </w:r>
-      <w:r>
-        <w:rPr>
-          <w:rFonts w:cstheme="minorHAnsi" w:hint="eastAsia"/>
-          <w:color w:val="000000" w:themeColor="text1"/>
-          <w:szCs w:val="21"/>
-          <w:shd w:val="clear" w:color="auto" w:fill="FFFFFF"/>
-        </w:rPr>
-        <w:t>xxx"</w:t>
-      </w:r>
-      <w:r>
-        <w:rPr>
-          <w:rFonts w:cstheme="minorHAnsi"/>
-          <w:color w:val="000000" w:themeColor="text1"/>
-          <w:szCs w:val="21"/>
-          <w:shd w:val="clear" w:color="auto" w:fill="FFFFFF"/>
-        </w:rPr>
-        <w:t>, detail: "</w:t>
-      </w:r>
-      <w:r>
-        <w:rPr>
-          <w:rFonts w:cstheme="minorHAnsi" w:hint="eastAsia"/>
-          <w:color w:val="000000" w:themeColor="text1"/>
-          <w:szCs w:val="21"/>
-          <w:shd w:val="clear" w:color="auto" w:fill="FFFFFF"/>
-        </w:rPr>
-        <w:t>xx"</w:t>
-      </w:r>
-    </w:p>
-    <w:p>
-      <w:pPr>
-        <w:pStyle w:val="ListParagraph"/>
-        <w:ind w:left="987" w:firstLineChars="0" w:firstLine="0"/>
-        <w:rPr>
-          <w:rFonts w:cstheme="minorHAnsi" w:hint="eastAsia"/>
           <w:color w:val="000000" w:themeColor="text1"/>
           <w:szCs w:val="21"/>
           <w:shd w:val="clear" w:color="auto" w:fill="FFFFFF"/>
@@ -3502,7 +3398,6 @@
               <w:rPr>
                 <w:color w:val="000000" w:themeColor="text1"/>
               </w:rPr>
-              <w:lastRenderedPageBreak/>
               <w:t>_restartInterval</w:t>
             </w:r>
           </w:p>
@@ -3677,6 +3572,7 @@
               <w:rPr>
                 <w:color w:val="000000" w:themeColor="text1"/>
               </w:rPr>
+              <w:lastRenderedPageBreak/>
               <w:t>S</w:t>
             </w:r>
             <w:r>
@@ -3712,6 +3608,7 @@
                 <w:rFonts w:hint="eastAsia"/>
                 <w:color w:val="000000" w:themeColor="text1"/>
               </w:rPr>
+              <w:lastRenderedPageBreak/>
               <w:t>True</w:t>
             </w:r>
           </w:p>
@@ -3768,6 +3665,7 @@
               <w:rPr>
                 <w:color w:val="000000" w:themeColor="text1"/>
               </w:rPr>
+              <w:lastRenderedPageBreak/>
               <w:t>_diagLevel</w:t>
             </w:r>
           </w:p>
@@ -4407,7 +4305,7 @@
     <w:tbl>
       <w:tblPr>
         <w:tblStyle w:val="TableGrid"/>
-        <w:tblW w:w="0" w:type="auto"/>
+        <w:tblW w:w="8165" w:type="dxa"/>
         <w:tblInd w:w="357" w:type="dxa"/>
         <w:tblLook w:val="04A0"/>
       </w:tblPr>
@@ -4535,13 +4433,7 @@
               <w:rPr>
                 <w:rFonts w:hint="eastAsia"/>
               </w:rPr>
-              <w:t>中，同一个功能存在多套消息，</w:t>
-            </w:r>
-            <w:r>
-              <w:rPr>
-                <w:rFonts w:hint="eastAsia"/>
-              </w:rPr>
-              <w:t>如启动节点既存在</w:t>
+              <w:t>中，同一个功能存在多套消息，如启动节点既存在</w:t>
             </w:r>
             <w:r>
               <w:t>MSG_CM_REMOTE</w:t>
@@ -4560,6 +4452,119 @@
                 <w:rFonts w:hint="eastAsia"/>
               </w:rPr>
               <w:t>的模式，待统一。</w:t>
+            </w:r>
+          </w:p>
+        </w:tc>
+      </w:tr>
+      <w:tr>
+        <w:tc>
+          <w:tcPr>
+            <w:tcW w:w="885" w:type="dxa"/>
+          </w:tcPr>
+          <w:p>
+            <w:pPr>
+              <w:ind w:left="0"/>
+              <w:rPr>
+                <w:rFonts w:hint="eastAsia"/>
+              </w:rPr>
+            </w:pPr>
+            <w:r>
+              <w:rPr>
+                <w:rFonts w:hint="eastAsia"/>
+              </w:rPr>
+              <w:t>2</w:t>
+            </w:r>
+          </w:p>
+        </w:tc>
+        <w:tc>
+          <w:tcPr>
+            <w:tcW w:w="2552" w:type="dxa"/>
+          </w:tcPr>
+          <w:p>
+            <w:pPr>
+              <w:ind w:left="6"/>
+            </w:pPr>
+            <w:r>
+              <w:t>getOmaConfigs</w:t>
+            </w:r>
+            <w:r>
+              <w:rPr>
+                <w:rFonts w:hint="eastAsia"/>
+              </w:rPr>
+              <w:t>()</w:t>
+            </w:r>
+            <w:r>
+              <w:rPr>
+                <w:rFonts w:hint="eastAsia"/>
+              </w:rPr>
+              <w:t>返回</w:t>
+            </w:r>
+            <w:r>
+              <w:rPr>
+                <w:rFonts w:hint="eastAsia"/>
+              </w:rPr>
+              <w:t>BSON</w:t>
+            </w:r>
+            <w:r>
+              <w:rPr>
+                <w:rFonts w:hint="eastAsia"/>
+              </w:rPr>
+              <w:t>字段值调整为</w:t>
+            </w:r>
+            <w:r>
+              <w:rPr>
+                <w:rFonts w:hint="eastAsia"/>
+              </w:rPr>
+              <w:t>string</w:t>
+            </w:r>
+            <w:r>
+              <w:rPr>
+                <w:rFonts w:hint="eastAsia"/>
+              </w:rPr>
+              <w:t>类型</w:t>
+            </w:r>
+          </w:p>
+        </w:tc>
+        <w:tc>
+          <w:tcPr>
+            <w:tcW w:w="4728" w:type="dxa"/>
+          </w:tcPr>
+          <w:p>
+            <w:pPr>
+              <w:ind w:left="6"/>
+            </w:pPr>
+            <w:r>
+              <w:t>getOmaConfigs</w:t>
+            </w:r>
+            <w:r>
+              <w:rPr>
+                <w:rFonts w:hint="eastAsia"/>
+              </w:rPr>
+              <w:t>()</w:t>
+            </w:r>
+            <w:r>
+              <w:rPr>
+                <w:rFonts w:hint="eastAsia"/>
+              </w:rPr>
+              <w:t>是从文件中获取配置项，所以值的类型应该调整为</w:t>
+            </w:r>
+            <w:r>
+              <w:rPr>
+                <w:rFonts w:hint="eastAsia"/>
+              </w:rPr>
+              <w:t>string</w:t>
+            </w:r>
+            <w:r>
+              <w:rPr>
+                <w:rFonts w:hint="eastAsia"/>
+              </w:rPr>
+              <w:t>。因为目前对功能没有影响，所以没有调整</w:t>
+            </w:r>
+            <w:r>
+              <w:rPr>
+                <w:rFonts w:hint="eastAsia"/>
+              </w:rPr>
+              <w:t>。</w:t>
             </w:r>
           </w:p>
         </w:tc>

--- a/internal_doc/03.开发设计/JS对象增强和远程化-Oma后续功能.docx
+++ b/internal_doc/03.开发设计/JS对象增强和远程化-Oma后续功能.docx
@@ -1363,6 +1363,109 @@
           </w:p>
         </w:tc>
       </w:tr>
+      <w:tr>
+        <w:tc>
+          <w:tcPr>
+            <w:tcW w:w="1919" w:type="dxa"/>
+          </w:tcPr>
+          <w:p>
+            <w:pPr>
+              <w:ind w:left="6"/>
+            </w:pPr>
+            <w:r>
+              <w:t>getOmaConfigs</w:t>
+            </w:r>
+            <w:r>
+              <w:rPr>
+                <w:rFonts w:hint="eastAsia"/>
+              </w:rPr>
+              <w:t>()</w:t>
+            </w:r>
+          </w:p>
+        </w:tc>
+        <w:tc>
+          <w:tcPr>
+            <w:tcW w:w="1639" w:type="dxa"/>
+          </w:tcPr>
+          <w:p>
+            <w:pPr>
+              <w:ind w:left="6"/>
+            </w:pPr>
+          </w:p>
+        </w:tc>
+        <w:tc>
+          <w:tcPr>
+            <w:tcW w:w="1043" w:type="dxa"/>
+          </w:tcPr>
+          <w:p>
+            <w:pPr>
+              <w:ind w:left="6"/>
+            </w:pPr>
+            <w:r>
+              <w:rPr>
+                <w:rFonts w:hint="eastAsia"/>
+              </w:rPr>
+              <w:t>BSONObj</w:t>
+            </w:r>
+          </w:p>
+        </w:tc>
+        <w:tc>
+          <w:tcPr>
+            <w:tcW w:w="1357" w:type="dxa"/>
+          </w:tcPr>
+          <w:p>
+            <w:pPr>
+              <w:ind w:left="6"/>
+            </w:pPr>
+            <w:r>
+              <w:rPr>
+                <w:rFonts w:hint="eastAsia"/>
+              </w:rPr>
+              <w:t>配置</w:t>
+            </w:r>
+            <w:r>
+              <w:rPr>
+                <w:rFonts w:hint="eastAsia"/>
+              </w:rPr>
+              <w:t>值的</w:t>
+            </w:r>
+            <w:r>
+              <w:rPr>
+                <w:rFonts w:hint="eastAsia"/>
+              </w:rPr>
+              <w:t>类型调整为字符串</w:t>
+            </w:r>
+          </w:p>
+        </w:tc>
+        <w:tc>
+          <w:tcPr>
+            <w:tcW w:w="2144" w:type="dxa"/>
+          </w:tcPr>
+          <w:p>
+            <w:pPr>
+              <w:ind w:left="6"/>
+            </w:pPr>
+            <w:r>
+              <w:rPr>
+                <w:rFonts w:hint="eastAsia"/>
+              </w:rPr>
+              <w:t>获取</w:t>
+            </w:r>
+            <w:r>
+              <w:rPr>
+                <w:rFonts w:hint="eastAsia"/>
+              </w:rPr>
+              <w:t>Oma</w:t>
+            </w:r>
+            <w:r>
+              <w:rPr>
+                <w:rFonts w:hint="eastAsia"/>
+              </w:rPr>
+              <w:t>配置</w:t>
+            </w:r>
+          </w:p>
+        </w:tc>
+      </w:tr>
     </w:tbl>
     <w:p>
       <w:pPr>
@@ -1647,6 +1750,7 @@
           <w:szCs w:val="21"/>
           <w:shd w:val="clear" w:color="auto" w:fill="FFFFFF"/>
         </w:rPr>
+        <w:lastRenderedPageBreak/>
         <w:t xml:space="preserve">startAllNodes() </w:t>
       </w:r>
       <w:r>
@@ -2121,6 +2225,19 @@
         <w:pStyle w:val="ListParagraph"/>
         <w:ind w:left="987" w:firstLineChars="0" w:firstLine="0"/>
         <w:rPr>
+          <w:rFonts w:cstheme="minorHAnsi" w:hint="eastAsia"/>
+          <w:b/>
+          <w:color w:val="000000" w:themeColor="text1"/>
+          <w:szCs w:val="21"/>
+          <w:shd w:val="clear" w:color="auto" w:fill="FFFFFF"/>
+        </w:rPr>
+      </w:pPr>
+    </w:p>
+    <w:p>
+      <w:pPr>
+        <w:pStyle w:val="ListParagraph"/>
+        <w:ind w:left="987" w:firstLineChars="0" w:firstLine="0"/>
+        <w:rPr>
           <w:rFonts w:cstheme="minorHAnsi"/>
           <w:b/>
           <w:color w:val="000000" w:themeColor="text1"/>
@@ -2134,52 +2251,72 @@
         <w:pStyle w:val="ListParagraph"/>
         <w:ind w:left="987" w:firstLineChars="0" w:firstLine="0"/>
         <w:rPr>
-          <w:rFonts w:cstheme="minorHAnsi"/>
+          <w:rFonts w:cstheme="minorHAnsi" w:hint="eastAsia"/>
+          <w:color w:val="000000" w:themeColor="text1"/>
+          <w:szCs w:val="21"/>
+          <w:shd w:val="clear" w:color="auto" w:fill="FFFFFF"/>
+        </w:rPr>
+      </w:pPr>
+      <w:r>
+        <w:rPr>
+          <w:rFonts w:cstheme="minorHAnsi" w:hint="eastAsia"/>
           <w:b/>
           <w:color w:val="000000" w:themeColor="text1"/>
           <w:szCs w:val="21"/>
           <w:shd w:val="clear" w:color="auto" w:fill="FFFFFF"/>
         </w:rPr>
-      </w:pPr>
+        <w:t>输出：</w:t>
+      </w:r>
+      <w:r>
+        <w:rPr>
+          <w:rFonts w:cstheme="minorHAnsi" w:hint="eastAsia"/>
+          <w:color w:val="000000" w:themeColor="text1"/>
+          <w:szCs w:val="21"/>
+          <w:shd w:val="clear" w:color="auto" w:fill="FFFFFF"/>
+        </w:rPr>
+        <w:t>每启动（停止）一个节点时输出一行信息，最后输出启动（停止）成功和失败的节点数量</w:t>
+      </w:r>
+      <w:r>
+        <w:rPr>
+          <w:rFonts w:cstheme="minorHAnsi" w:hint="eastAsia"/>
+          <w:color w:val="000000" w:themeColor="text1"/>
+          <w:szCs w:val="21"/>
+          <w:shd w:val="clear" w:color="auto" w:fill="FFFFFF"/>
+        </w:rPr>
+        <w:t>。</w:t>
+      </w:r>
     </w:p>
     <w:p>
       <w:pPr>
         <w:pStyle w:val="ListParagraph"/>
         <w:ind w:left="987" w:firstLineChars="0" w:firstLine="0"/>
         <w:rPr>
-          <w:rFonts w:cstheme="minorHAnsi"/>
-          <w:color w:val="000000" w:themeColor="text1"/>
-          <w:szCs w:val="21"/>
-          <w:shd w:val="clear" w:color="auto" w:fill="FFFFFF"/>
-        </w:rPr>
-      </w:pPr>
-      <w:r>
-        <w:rPr>
           <w:rFonts w:cstheme="minorHAnsi" w:hint="eastAsia"/>
           <w:b/>
           <w:color w:val="000000" w:themeColor="text1"/>
           <w:szCs w:val="21"/>
           <w:shd w:val="clear" w:color="auto" w:fill="FFFFFF"/>
         </w:rPr>
-        <w:t>输出：</w:t>
-      </w:r>
+      </w:pPr>
       <w:r>
         <w:rPr>
           <w:rFonts w:cstheme="minorHAnsi" w:hint="eastAsia"/>
-          <w:color w:val="000000" w:themeColor="text1"/>
-          <w:szCs w:val="21"/>
-          <w:shd w:val="clear" w:color="auto" w:fill="FFFFFF"/>
-        </w:rPr>
-        <w:t>每启动（停止）一个节点时输出一行信息，最后输出启动（停止）成功和失败的节点数量</w:t>
+          <w:b/>
+          <w:color w:val="000000" w:themeColor="text1"/>
+          <w:szCs w:val="21"/>
+          <w:shd w:val="clear" w:color="auto" w:fill="FFFFFF"/>
+        </w:rPr>
+        <w:t>成功时</w:t>
       </w:r>
       <w:r>
         <w:rPr>
           <w:rFonts w:cstheme="minorHAnsi" w:hint="eastAsia"/>
-          <w:color w:val="000000" w:themeColor="text1"/>
-          <w:szCs w:val="21"/>
-          <w:shd w:val="clear" w:color="auto" w:fill="FFFFFF"/>
-        </w:rPr>
-        <w:t>。</w:t>
+          <w:b/>
+          <w:color w:val="000000" w:themeColor="text1"/>
+          <w:szCs w:val="21"/>
+          <w:shd w:val="clear" w:color="auto" w:fill="FFFFFF"/>
+        </w:rPr>
+        <w:t>:</w:t>
       </w:r>
     </w:p>
     <w:p>
@@ -2187,8 +2324,7 @@
         <w:pStyle w:val="ListParagraph"/>
         <w:ind w:left="987" w:firstLineChars="0" w:firstLine="0"/>
         <w:rPr>
-          <w:rFonts w:cstheme="minorHAnsi"/>
-          <w:b/>
+          <w:rFonts w:cstheme="minorHAnsi" w:hint="eastAsia"/>
           <w:color w:val="000000" w:themeColor="text1"/>
           <w:szCs w:val="21"/>
           <w:shd w:val="clear" w:color="auto" w:fill="FFFFFF"/>
@@ -2202,9 +2338,58 @@
           <w:szCs w:val="21"/>
           <w:shd w:val="clear" w:color="auto" w:fill="FFFFFF"/>
         </w:rPr>
-        <w:t>成功时</w:t>
-      </w:r>
-      <w:r>
+        <w:t xml:space="preserve"> </w:t>
+      </w:r>
+      <w:r>
+        <w:rPr>
+          <w:rFonts w:cstheme="minorHAnsi"/>
+          <w:color w:val="000000" w:themeColor="text1"/>
+          <w:szCs w:val="21"/>
+          <w:shd w:val="clear" w:color="auto" w:fill="FFFFFF"/>
+        </w:rPr>
+        <w:t>Start</w:t>
+      </w:r>
+      <w:r>
+        <w:rPr>
+          <w:rFonts w:cstheme="minorHAnsi" w:hint="eastAsia"/>
+          <w:color w:val="000000" w:themeColor="text1"/>
+          <w:szCs w:val="21"/>
+          <w:shd w:val="clear" w:color="auto" w:fill="FFFFFF"/>
+        </w:rPr>
+        <w:t>|Stop</w:t>
+      </w:r>
+      <w:r>
+        <w:rPr>
+          <w:rFonts w:cstheme="minorHAnsi"/>
+          <w:color w:val="000000" w:themeColor="text1"/>
+          <w:szCs w:val="21"/>
+          <w:shd w:val="clear" w:color="auto" w:fill="FFFFFF"/>
+        </w:rPr>
+        <w:t xml:space="preserve"> sequoiadb(</w:t>
+      </w:r>
+      <w:r>
+        <w:rPr>
+          <w:rFonts w:cstheme="minorHAnsi" w:hint="eastAsia"/>
+          <w:color w:val="000000" w:themeColor="text1"/>
+          <w:szCs w:val="21"/>
+          <w:shd w:val="clear" w:color="auto" w:fill="FFFFFF"/>
+        </w:rPr>
+        <w:t>svcname</w:t>
+      </w:r>
+      <w:r>
+        <w:rPr>
+          <w:rFonts w:cstheme="minorHAnsi"/>
+          <w:color w:val="000000" w:themeColor="text1"/>
+          <w:szCs w:val="21"/>
+          <w:shd w:val="clear" w:color="auto" w:fill="FFFFFF"/>
+        </w:rPr>
+        <w:t>): Success</w:t>
+      </w:r>
+    </w:p>
+    <w:p>
+      <w:pPr>
+        <w:pStyle w:val="ListParagraph"/>
+        <w:ind w:left="987" w:firstLineChars="0" w:firstLine="0"/>
         <w:rPr>
           <w:rFonts w:cstheme="minorHAnsi" w:hint="eastAsia"/>
           <w:b/>
@@ -2212,6 +2397,25 @@
           <w:szCs w:val="21"/>
           <w:shd w:val="clear" w:color="auto" w:fill="FFFFFF"/>
         </w:rPr>
+      </w:pPr>
+      <w:r>
+        <w:rPr>
+          <w:rFonts w:cstheme="minorHAnsi" w:hint="eastAsia"/>
+          <w:b/>
+          <w:color w:val="000000" w:themeColor="text1"/>
+          <w:szCs w:val="21"/>
+          <w:shd w:val="clear" w:color="auto" w:fill="FFFFFF"/>
+        </w:rPr>
+        <w:t>失败时</w:t>
+      </w:r>
+      <w:r>
+        <w:rPr>
+          <w:rFonts w:cstheme="minorHAnsi" w:hint="eastAsia"/>
+          <w:b/>
+          <w:color w:val="000000" w:themeColor="text1"/>
+          <w:szCs w:val="21"/>
+          <w:shd w:val="clear" w:color="auto" w:fill="FFFFFF"/>
+        </w:rPr>
         <w:t>:</w:t>
       </w:r>
     </w:p>
@@ -2220,16 +2424,114 @@
         <w:pStyle w:val="ListParagraph"/>
         <w:ind w:left="987" w:firstLineChars="0" w:firstLine="0"/>
         <w:rPr>
+          <w:rFonts w:cstheme="minorHAnsi" w:hint="eastAsia"/>
+          <w:color w:val="000000" w:themeColor="text1"/>
+          <w:szCs w:val="21"/>
+          <w:shd w:val="clear" w:color="auto" w:fill="FFFFFF"/>
+        </w:rPr>
+      </w:pPr>
+      <w:r>
+        <w:rPr>
+          <w:rFonts w:cstheme="minorHAnsi" w:hint="eastAsia"/>
+          <w:color w:val="000000" w:themeColor="text1"/>
+          <w:szCs w:val="21"/>
+          <w:shd w:val="clear" w:color="auto" w:fill="FFFFFF"/>
+        </w:rPr>
+        <w:t xml:space="preserve"> </w:t>
+      </w:r>
+      <w:r>
+        <w:rPr>
           <w:rFonts w:cstheme="minorHAnsi"/>
           <w:color w:val="000000" w:themeColor="text1"/>
           <w:szCs w:val="21"/>
           <w:shd w:val="clear" w:color="auto" w:fill="FFFFFF"/>
         </w:rPr>
-      </w:pPr>
+        <w:t>Start</w:t>
+      </w:r>
       <w:r>
         <w:rPr>
           <w:rFonts w:cstheme="minorHAnsi" w:hint="eastAsia"/>
-          <w:b/>
+          <w:color w:val="000000" w:themeColor="text1"/>
+          <w:szCs w:val="21"/>
+          <w:shd w:val="clear" w:color="auto" w:fill="FFFFFF"/>
+        </w:rPr>
+        <w:t>|Stop</w:t>
+      </w:r>
+      <w:r>
+        <w:rPr>
+          <w:rFonts w:cstheme="minorHAnsi"/>
+          <w:color w:val="000000" w:themeColor="text1"/>
+          <w:szCs w:val="21"/>
+          <w:shd w:val="clear" w:color="auto" w:fill="FFFFFF"/>
+        </w:rPr>
+        <w:t xml:space="preserve"> sequoiadb(</w:t>
+      </w:r>
+      <w:r>
+        <w:rPr>
+          <w:rFonts w:cstheme="minorHAnsi" w:hint="eastAsia"/>
+          <w:color w:val="000000" w:themeColor="text1"/>
+          <w:szCs w:val="21"/>
+          <w:shd w:val="clear" w:color="auto" w:fill="FFFFFF"/>
+        </w:rPr>
+        <w:t>svcname</w:t>
+      </w:r>
+      <w:r>
+        <w:rPr>
+          <w:rFonts w:cstheme="minorHAnsi"/>
+          <w:color w:val="000000" w:themeColor="text1"/>
+          <w:szCs w:val="21"/>
+          <w:shd w:val="clear" w:color="auto" w:fill="FFFFFF"/>
+        </w:rPr>
+        <w:t xml:space="preserve">): </w:t>
+      </w:r>
+      <w:r>
+        <w:rPr>
+          <w:rFonts w:cstheme="minorHAnsi" w:hint="eastAsia"/>
+          <w:color w:val="000000" w:themeColor="text1"/>
+          <w:szCs w:val="21"/>
+          <w:shd w:val="clear" w:color="auto" w:fill="FFFFFF"/>
+        </w:rPr>
+        <w:t>Failed</w:t>
+      </w:r>
+      <w:r>
+        <w:rPr>
+          <w:rFonts w:cstheme="minorHAnsi" w:hint="eastAsia"/>
+          <w:color w:val="000000" w:themeColor="text1"/>
+          <w:szCs w:val="21"/>
+          <w:shd w:val="clear" w:color="auto" w:fill="FFFFFF"/>
+        </w:rPr>
+        <w:t xml:space="preserve">, </w:t>
+      </w:r>
+      <w:r>
+        <w:rPr>
+          <w:rFonts w:cstheme="minorHAnsi"/>
+          <w:color w:val="000000" w:themeColor="text1"/>
+          <w:szCs w:val="21"/>
+          <w:shd w:val="clear" w:color="auto" w:fill="FFFFFF"/>
+        </w:rPr>
+        <w:t xml:space="preserve">errno: </w:t>
+      </w:r>
+      <w:r>
+        <w:rPr>
+          <w:rFonts w:cstheme="minorHAnsi" w:hint="eastAsia"/>
+          <w:color w:val="000000" w:themeColor="text1"/>
+          <w:szCs w:val="21"/>
+          <w:shd w:val="clear" w:color="auto" w:fill="FFFFFF"/>
+        </w:rPr>
+        <w:t>x</w:t>
+      </w:r>
+      <w:r>
+        <w:rPr>
+          <w:rFonts w:cstheme="minorHAnsi"/>
+          <w:color w:val="000000" w:themeColor="text1"/>
+          <w:szCs w:val="21"/>
+          <w:shd w:val="clear" w:color="auto" w:fill="FFFFFF"/>
+        </w:rPr>
+        <w:t>,</w:t>
+      </w:r>
+      <w:r>
+        <w:rPr>
+          <w:rFonts w:cstheme="minorHAnsi" w:hint="eastAsia"/>
           <w:color w:val="000000" w:themeColor="text1"/>
           <w:szCs w:val="21"/>
           <w:shd w:val="clear" w:color="auto" w:fill="FFFFFF"/>
@@ -2243,7 +2545,7 @@
           <w:szCs w:val="21"/>
           <w:shd w:val="clear" w:color="auto" w:fill="FFFFFF"/>
         </w:rPr>
-        <w:t>Start</w:t>
+        <w:t>description: "</w:t>
       </w:r>
       <w:r>
         <w:rPr>
@@ -2252,7 +2554,7 @@
           <w:szCs w:val="21"/>
           <w:shd w:val="clear" w:color="auto" w:fill="FFFFFF"/>
         </w:rPr>
-        <w:t>|Stop</w:t>
+        <w:t>xxx"</w:t>
       </w:r>
       <w:r>
         <w:rPr>
@@ -2261,7 +2563,7 @@
           <w:szCs w:val="21"/>
           <w:shd w:val="clear" w:color="auto" w:fill="FFFFFF"/>
         </w:rPr>
-        <w:t xml:space="preserve"> sequoiadb(</w:t>
+        <w:t>, detail: "</w:t>
       </w:r>
       <w:r>
         <w:rPr>
@@ -2270,16 +2572,7 @@
           <w:szCs w:val="21"/>
           <w:shd w:val="clear" w:color="auto" w:fill="FFFFFF"/>
         </w:rPr>
-        <w:t>svcname</w:t>
-      </w:r>
-      <w:r>
-        <w:rPr>
-          <w:rFonts w:cstheme="minorHAnsi"/>
-          <w:color w:val="000000" w:themeColor="text1"/>
-          <w:szCs w:val="21"/>
-          <w:shd w:val="clear" w:color="auto" w:fill="FFFFFF"/>
-        </w:rPr>
-        <w:t>): Success</w:t>
+        <w:t>xx"</w:t>
       </w:r>
     </w:p>
     <w:p>
@@ -2287,196 +2580,7 @@
         <w:pStyle w:val="ListParagraph"/>
         <w:ind w:left="987" w:firstLineChars="0" w:firstLine="0"/>
         <w:rPr>
-          <w:rFonts w:cstheme="minorHAnsi"/>
-          <w:b/>
-          <w:color w:val="000000" w:themeColor="text1"/>
-          <w:szCs w:val="21"/>
-          <w:shd w:val="clear" w:color="auto" w:fill="FFFFFF"/>
-        </w:rPr>
-      </w:pPr>
-      <w:r>
-        <w:rPr>
           <w:rFonts w:cstheme="minorHAnsi" w:hint="eastAsia"/>
-          <w:b/>
-          <w:color w:val="000000" w:themeColor="text1"/>
-          <w:szCs w:val="21"/>
-          <w:shd w:val="clear" w:color="auto" w:fill="FFFFFF"/>
-        </w:rPr>
-        <w:t>失败时</w:t>
-      </w:r>
-      <w:r>
-        <w:rPr>
-          <w:rFonts w:cstheme="minorHAnsi" w:hint="eastAsia"/>
-          <w:b/>
-          <w:color w:val="000000" w:themeColor="text1"/>
-          <w:szCs w:val="21"/>
-          <w:shd w:val="clear" w:color="auto" w:fill="FFFFFF"/>
-        </w:rPr>
-        <w:t>:</w:t>
-      </w:r>
-    </w:p>
-    <w:p>
-      <w:pPr>
-        <w:pStyle w:val="ListParagraph"/>
-        <w:ind w:left="987" w:firstLineChars="0" w:firstLine="0"/>
-        <w:rPr>
-          <w:rFonts w:cstheme="minorHAnsi"/>
-          <w:color w:val="000000" w:themeColor="text1"/>
-          <w:szCs w:val="21"/>
-          <w:shd w:val="clear" w:color="auto" w:fill="FFFFFF"/>
-        </w:rPr>
-      </w:pPr>
-      <w:r>
-        <w:rPr>
-          <w:rFonts w:cstheme="minorHAnsi" w:hint="eastAsia"/>
-          <w:color w:val="000000" w:themeColor="text1"/>
-          <w:szCs w:val="21"/>
-          <w:shd w:val="clear" w:color="auto" w:fill="FFFFFF"/>
-        </w:rPr>
-        <w:t xml:space="preserve"> </w:t>
-      </w:r>
-      <w:r>
-        <w:rPr>
-          <w:rFonts w:cstheme="minorHAnsi"/>
-          <w:color w:val="000000" w:themeColor="text1"/>
-          <w:szCs w:val="21"/>
-          <w:shd w:val="clear" w:color="auto" w:fill="FFFFFF"/>
-        </w:rPr>
-        <w:t>Start</w:t>
-      </w:r>
-      <w:r>
-        <w:rPr>
-          <w:rFonts w:cstheme="minorHAnsi" w:hint="eastAsia"/>
-          <w:color w:val="000000" w:themeColor="text1"/>
-          <w:szCs w:val="21"/>
-          <w:shd w:val="clear" w:color="auto" w:fill="FFFFFF"/>
-        </w:rPr>
-        <w:t>|Stop</w:t>
-      </w:r>
-      <w:r>
-        <w:rPr>
-          <w:rFonts w:cstheme="minorHAnsi"/>
-          <w:color w:val="000000" w:themeColor="text1"/>
-          <w:szCs w:val="21"/>
-          <w:shd w:val="clear" w:color="auto" w:fill="FFFFFF"/>
-        </w:rPr>
-        <w:t xml:space="preserve"> sequoiadb(</w:t>
-      </w:r>
-      <w:r>
-        <w:rPr>
-          <w:rFonts w:cstheme="minorHAnsi" w:hint="eastAsia"/>
-          <w:color w:val="000000" w:themeColor="text1"/>
-          <w:szCs w:val="21"/>
-          <w:shd w:val="clear" w:color="auto" w:fill="FFFFFF"/>
-        </w:rPr>
-        <w:t>svcname</w:t>
-      </w:r>
-      <w:r>
-        <w:rPr>
-          <w:rFonts w:cstheme="minorHAnsi"/>
-          <w:color w:val="000000" w:themeColor="text1"/>
-          <w:szCs w:val="21"/>
-          <w:shd w:val="clear" w:color="auto" w:fill="FFFFFF"/>
-        </w:rPr>
-        <w:t xml:space="preserve">): </w:t>
-      </w:r>
-      <w:r>
-        <w:rPr>
-          <w:rFonts w:cstheme="minorHAnsi" w:hint="eastAsia"/>
-          <w:color w:val="000000" w:themeColor="text1"/>
-          <w:szCs w:val="21"/>
-          <w:shd w:val="clear" w:color="auto" w:fill="FFFFFF"/>
-        </w:rPr>
-        <w:t>Failed</w:t>
-      </w:r>
-      <w:r>
-        <w:rPr>
-          <w:rFonts w:cstheme="minorHAnsi" w:hint="eastAsia"/>
-          <w:color w:val="000000" w:themeColor="text1"/>
-          <w:szCs w:val="21"/>
-          <w:shd w:val="clear" w:color="auto" w:fill="FFFFFF"/>
-        </w:rPr>
-        <w:t xml:space="preserve">, </w:t>
-      </w:r>
-      <w:r>
-        <w:rPr>
-          <w:rFonts w:cstheme="minorHAnsi"/>
-          <w:color w:val="000000" w:themeColor="text1"/>
-          <w:szCs w:val="21"/>
-          <w:shd w:val="clear" w:color="auto" w:fill="FFFFFF"/>
-        </w:rPr>
-        <w:t xml:space="preserve">errno: </w:t>
-      </w:r>
-      <w:r>
-        <w:rPr>
-          <w:rFonts w:cstheme="minorHAnsi" w:hint="eastAsia"/>
-          <w:color w:val="000000" w:themeColor="text1"/>
-          <w:szCs w:val="21"/>
-          <w:shd w:val="clear" w:color="auto" w:fill="FFFFFF"/>
-        </w:rPr>
-        <w:t>x</w:t>
-      </w:r>
-      <w:r>
-        <w:rPr>
-          <w:rFonts w:cstheme="minorHAnsi"/>
-          <w:color w:val="000000" w:themeColor="text1"/>
-          <w:szCs w:val="21"/>
-          <w:shd w:val="clear" w:color="auto" w:fill="FFFFFF"/>
-        </w:rPr>
-        <w:t>,</w:t>
-      </w:r>
-      <w:r>
-        <w:rPr>
-          <w:rFonts w:cstheme="minorHAnsi" w:hint="eastAsia"/>
-          <w:color w:val="000000" w:themeColor="text1"/>
-          <w:szCs w:val="21"/>
-          <w:shd w:val="clear" w:color="auto" w:fill="FFFFFF"/>
-        </w:rPr>
-        <w:t xml:space="preserve"> </w:t>
-      </w:r>
-      <w:r>
-        <w:rPr>
-          <w:rFonts w:cstheme="minorHAnsi"/>
-          <w:color w:val="000000" w:themeColor="text1"/>
-          <w:szCs w:val="21"/>
-          <w:shd w:val="clear" w:color="auto" w:fill="FFFFFF"/>
-        </w:rPr>
-        <w:t>description: "</w:t>
-      </w:r>
-      <w:r>
-        <w:rPr>
-          <w:rFonts w:cstheme="minorHAnsi" w:hint="eastAsia"/>
-          <w:color w:val="000000" w:themeColor="text1"/>
-          <w:szCs w:val="21"/>
-          <w:shd w:val="clear" w:color="auto" w:fill="FFFFFF"/>
-        </w:rPr>
-        <w:t>xxx"</w:t>
-      </w:r>
-      <w:r>
-        <w:rPr>
-          <w:rFonts w:cstheme="minorHAnsi"/>
-          <w:color w:val="000000" w:themeColor="text1"/>
-          <w:szCs w:val="21"/>
-          <w:shd w:val="clear" w:color="auto" w:fill="FFFFFF"/>
-        </w:rPr>
-        <w:t>, detail: "</w:t>
-      </w:r>
-      <w:r>
-        <w:rPr>
-          <w:rFonts w:cstheme="minorHAnsi" w:hint="eastAsia"/>
-          <w:color w:val="000000" w:themeColor="text1"/>
-          <w:szCs w:val="21"/>
-          <w:shd w:val="clear" w:color="auto" w:fill="FFFFFF"/>
-        </w:rPr>
-        <w:t>xx"</w:t>
-      </w:r>
-    </w:p>
-    <w:p>
-      <w:pPr>
-        <w:pStyle w:val="ListParagraph"/>
-        <w:ind w:left="987" w:firstLineChars="0" w:firstLine="0"/>
-        <w:rPr>
-          <w:rFonts w:cstheme="minorHAnsi"/>
           <w:color w:val="000000" w:themeColor="text1"/>
           <w:szCs w:val="21"/>
           <w:shd w:val="clear" w:color="auto" w:fill="FFFFFF"/>
@@ -3398,6 +3502,7 @@
               <w:rPr>
                 <w:color w:val="000000" w:themeColor="text1"/>
               </w:rPr>
+              <w:lastRenderedPageBreak/>
               <w:t>_restartInterval</w:t>
             </w:r>
           </w:p>
@@ -3572,7 +3677,6 @@
               <w:rPr>
                 <w:color w:val="000000" w:themeColor="text1"/>
               </w:rPr>
-              <w:lastRenderedPageBreak/>
               <w:t>S</w:t>
             </w:r>
             <w:r>
@@ -3608,7 +3712,6 @@
                 <w:rFonts w:hint="eastAsia"/>
                 <w:color w:val="000000" w:themeColor="text1"/>
               </w:rPr>
-              <w:lastRenderedPageBreak/>
               <w:t>True</w:t>
             </w:r>
           </w:p>
@@ -3665,7 +3768,6 @@
               <w:rPr>
                 <w:color w:val="000000" w:themeColor="text1"/>
               </w:rPr>
-              <w:lastRenderedPageBreak/>
               <w:t>_diagLevel</w:t>
             </w:r>
           </w:p>
@@ -4305,7 +4407,7 @@
     <w:tbl>
       <w:tblPr>
         <w:tblStyle w:val="TableGrid"/>
-        <w:tblW w:w="8165" w:type="dxa"/>
+        <w:tblW w:w="0" w:type="auto"/>
         <w:tblInd w:w="357" w:type="dxa"/>
         <w:tblLook w:val="04A0"/>
       </w:tblPr>
@@ -4433,7 +4535,13 @@
               <w:rPr>
                 <w:rFonts w:hint="eastAsia"/>
               </w:rPr>
-              <w:t>中，同一个功能存在多套消息，如启动节点既存在</w:t>
+              <w:t>中，同一个功能存在多套消息，</w:t>
+            </w:r>
+            <w:r>
+              <w:rPr>
+                <w:rFonts w:hint="eastAsia"/>
+              </w:rPr>
+              <w:t>如启动节点既存在</w:t>
             </w:r>
             <w:r>
               <w:t>MSG_CM_REMOTE</w:t>
@@ -4452,119 +4560,6 @@
                 <w:rFonts w:hint="eastAsia"/>
               </w:rPr>
               <w:t>的模式，待统一。</w:t>
-            </w:r>
-          </w:p>
-        </w:tc>
-      </w:tr>
-      <w:tr>
-        <w:tc>
-          <w:tcPr>
-            <w:tcW w:w="885" w:type="dxa"/>
-          </w:tcPr>
-          <w:p>
-            <w:pPr>
-              <w:ind w:left="0"/>
-              <w:rPr>
-                <w:rFonts w:hint="eastAsia"/>
-              </w:rPr>
-            </w:pPr>
-            <w:r>
-              <w:rPr>
-                <w:rFonts w:hint="eastAsia"/>
-              </w:rPr>
-              <w:t>2</w:t>
-            </w:r>
-          </w:p>
-        </w:tc>
-        <w:tc>
-          <w:tcPr>
-            <w:tcW w:w="2552" w:type="dxa"/>
-          </w:tcPr>
-          <w:p>
-            <w:pPr>
-              <w:ind w:left="6"/>
-            </w:pPr>
-            <w:r>
-              <w:t>getOmaConfigs</w:t>
-            </w:r>
-            <w:r>
-              <w:rPr>
-                <w:rFonts w:hint="eastAsia"/>
-              </w:rPr>
-              <w:t>()</w:t>
-            </w:r>
-            <w:r>
-              <w:rPr>
-                <w:rFonts w:hint="eastAsia"/>
-              </w:rPr>
-              <w:t>返回</w:t>
-            </w:r>
-            <w:r>
-              <w:rPr>
-                <w:rFonts w:hint="eastAsia"/>
-              </w:rPr>
-              <w:t>BSON</w:t>
-            </w:r>
-            <w:r>
-              <w:rPr>
-                <w:rFonts w:hint="eastAsia"/>
-              </w:rPr>
-              <w:t>字段值调整为</w:t>
-            </w:r>
-            <w:r>
-              <w:rPr>
-                <w:rFonts w:hint="eastAsia"/>
-              </w:rPr>
-              <w:t>string</w:t>
-            </w:r>
-            <w:r>
-              <w:rPr>
-                <w:rFonts w:hint="eastAsia"/>
-              </w:rPr>
-              <w:t>类型</w:t>
-            </w:r>
-          </w:p>
-        </w:tc>
-        <w:tc>
-          <w:tcPr>
-            <w:tcW w:w="4728" w:type="dxa"/>
-          </w:tcPr>
-          <w:p>
-            <w:pPr>
-              <w:ind w:left="6"/>
-            </w:pPr>
-            <w:r>
-              <w:t>getOmaConfigs</w:t>
-            </w:r>
-            <w:r>
-              <w:rPr>
-                <w:rFonts w:hint="eastAsia"/>
-              </w:rPr>
-              <w:t>()</w:t>
-            </w:r>
-            <w:r>
-              <w:rPr>
-                <w:rFonts w:hint="eastAsia"/>
-              </w:rPr>
-              <w:t>是从文件中获取配置项，所以值的类型应该调整为</w:t>
-            </w:r>
-            <w:r>
-              <w:rPr>
-                <w:rFonts w:hint="eastAsia"/>
-              </w:rPr>
-              <w:t>string</w:t>
-            </w:r>
-            <w:r>
-              <w:rPr>
-                <w:rFonts w:hint="eastAsia"/>
-              </w:rPr>
-              <w:t>。因为目前对功能没有影响，所以没有调整</w:t>
-            </w:r>
-            <w:r>
-              <w:rPr>
-                <w:rFonts w:hint="eastAsia"/>
-              </w:rPr>
-              <w:t>。</w:t>
             </w:r>
           </w:p>
         </w:tc>
